--- a/flow/20230914_vu_template/drafts/2023-11-u/29-СР-Парамона. Філумена.docx
+++ b/flow/20230914_vu_template/drafts/2023-11-u/29-СР-Парамона. Філумена.docx
@@ -5892,6 +5892,46 @@
       </w:r>
     </w:p>
     <w:p>
+      <w:pPr/>
+      <w:r>
+        <w:rPr>
+          <w:rFonts w:ascii="Times New Roman" w:hAnsi="Times New Roman"/>
+          <w:i/>
+          <w:color w:val="FF0000"/>
+          <w:sz w:val="24"/>
+          <w:highlight w:val="white"/>
+        </w:rPr>
+        <w:t xml:space="preserve">Тропар (г. 4): </w:t>
+      </w:r>
+      <w:r>
+        <w:rPr>
+          <w:rFonts w:ascii="Times New Roman" w:hAnsi="Times New Roman"/>
+          <w:sz w:val="24"/>
+        </w:rPr>
+        <w:t>Мученик Твій, Господи, Парамон,* у стражданнях своїх прийняв вінець нетлінний від Тебе, Бога нашо</w:t>
+      </w:r>
+      <w:r>
+        <w:rPr>
+          <w:rFonts w:ascii="Times New Roman" w:hAnsi="Times New Roman"/>
+          <w:sz w:val="24"/>
+        </w:rPr>
+        <w:t>го,* мавши бо кріпость Твою, він мучителів подолав,* сокрушив і демонів зухвальства безсильні.* Його молитвами спаси душі наші.</w:t>
+      </w:r>
+    </w:p>
+    <w:p>
+      <w:pPr/>
+      <w:r>
+        <w:rPr>
+          <w:b/>
+        </w:rPr>
+        <w:t xml:space="preserve">Слава, і нині: </w:t>
+      </w:r>
+      <w:r>
+        <w:rPr/>
+        <w:t>богородичний</w:t>
+      </w:r>
+    </w:p>
+    <w:p>
       <w:pPr>
         <w:pStyle w:val="Heading3"/>
         <w:spacing w:after="120" w:before="0" w:lineRule="auto"/>
@@ -10784,10 +10824,9 @@
           <w:rFonts w:ascii="Times New Roman" w:cs="Times New Roman" w:eastAsia="Times New Roman" w:hAnsi="Times New Roman"/>
           <w:i w:val="1"/>
           <w:color w:val="ff0000"/>
-          <w:highlight w:val="yellow"/>
-          <w:rtl w:val="0"/>
-        </w:rPr>
-        <w:t xml:space="preserve">???</w:t>
+          <w:rtl w:val="0"/>
+        </w:rPr>
+        <w:t>4</w:t>
       </w:r>
       <w:r>
         <w:rPr>
@@ -11179,6 +11218,46 @@
       </w:r>
     </w:p>
     <w:p>
+      <w:pPr/>
+      <w:r>
+        <w:rPr>
+          <w:rFonts w:ascii="Times New Roman" w:hAnsi="Times New Roman"/>
+          <w:i/>
+          <w:color w:val="FF0000"/>
+          <w:sz w:val="24"/>
+          <w:highlight w:val="white"/>
+        </w:rPr>
+        <w:t xml:space="preserve">Тропар (г. 4): </w:t>
+      </w:r>
+      <w:r>
+        <w:rPr>
+          <w:rFonts w:ascii="Times New Roman" w:hAnsi="Times New Roman"/>
+          <w:sz w:val="24"/>
+        </w:rPr>
+        <w:t>Мученик Твій, Господи, Парамон,* у стражданнях своїх прийняв вінець нетлінний від Тебе, Бога нашо</w:t>
+      </w:r>
+      <w:r>
+        <w:rPr>
+          <w:rFonts w:ascii="Times New Roman" w:hAnsi="Times New Roman"/>
+          <w:sz w:val="24"/>
+        </w:rPr>
+        <w:t>го,* мавши бо кріпость Твою, він мучителів подолав,* сокрушив і демонів зухвальства безсильні.* Його молитвами спаси душі наші.</w:t>
+      </w:r>
+    </w:p>
+    <w:p>
+      <w:pPr/>
+      <w:r>
+        <w:rPr>
+          <w:b/>
+        </w:rPr>
+        <w:t xml:space="preserve">Слава, і нині: </w:t>
+      </w:r>
+      <w:r>
+        <w:rPr/>
+        <w:t>богородичний</w:t>
+      </w:r>
+    </w:p>
+    <w:p>
       <w:pPr>
         <w:pStyle w:val="Heading3"/>
         <w:spacing w:after="120" w:before="0" w:lineRule="auto"/>
@@ -11653,6 +11732,46 @@
       </w:r>
     </w:p>
     <w:p>
+      <w:pPr/>
+      <w:r>
+        <w:rPr>
+          <w:rFonts w:ascii="Times New Roman" w:hAnsi="Times New Roman"/>
+          <w:i/>
+          <w:color w:val="FF0000"/>
+          <w:sz w:val="24"/>
+          <w:highlight w:val="white"/>
+        </w:rPr>
+        <w:t xml:space="preserve">Тропар (г. 4): </w:t>
+      </w:r>
+      <w:r>
+        <w:rPr>
+          <w:rFonts w:ascii="Times New Roman" w:hAnsi="Times New Roman"/>
+          <w:sz w:val="24"/>
+        </w:rPr>
+        <w:t>Мученик Твій, Господи, Парамон,* у стражданнях своїх прийняв вінець нетлінний від Тебе, Бога нашо</w:t>
+      </w:r>
+      <w:r>
+        <w:rPr>
+          <w:rFonts w:ascii="Times New Roman" w:hAnsi="Times New Roman"/>
+          <w:sz w:val="24"/>
+        </w:rPr>
+        <w:t>го,* мавши бо кріпость Твою, він мучителів подолав,* сокрушив і демонів зухвальства безсильні.* Його молитвами спаси душі наші.</w:t>
+      </w:r>
+    </w:p>
+    <w:p>
+      <w:pPr/>
+      <w:r>
+        <w:rPr>
+          <w:b/>
+        </w:rPr>
+        <w:t xml:space="preserve">Слава, і нині: </w:t>
+      </w:r>
+      <w:r>
+        <w:rPr/>
+        <w:t>богородичний</w:t>
+      </w:r>
+    </w:p>
+    <w:p>
       <w:pPr>
         <w:pStyle w:val="Heading3"/>
         <w:spacing w:after="120" w:before="0" w:lineRule="auto"/>
@@ -12651,6 +12770,46 @@
       </w:r>
     </w:p>
     <w:p>
+      <w:pPr/>
+      <w:r>
+        <w:rPr>
+          <w:rFonts w:ascii="Times New Roman" w:hAnsi="Times New Roman"/>
+          <w:i/>
+          <w:color w:val="FF0000"/>
+          <w:sz w:val="24"/>
+          <w:highlight w:val="white"/>
+        </w:rPr>
+        <w:t xml:space="preserve">Тропар (г. 4): </w:t>
+      </w:r>
+      <w:r>
+        <w:rPr>
+          <w:rFonts w:ascii="Times New Roman" w:hAnsi="Times New Roman"/>
+          <w:sz w:val="24"/>
+        </w:rPr>
+        <w:t>Мученик Твій, Господи, Парамон,* у стражданнях своїх прийняв вінець нетлінний від Тебе, Бога нашо</w:t>
+      </w:r>
+      <w:r>
+        <w:rPr>
+          <w:rFonts w:ascii="Times New Roman" w:hAnsi="Times New Roman"/>
+          <w:sz w:val="24"/>
+        </w:rPr>
+        <w:t>го,* мавши бо кріпость Твою, він мучителів подолав,* сокрушив і демонів зухвальства безсильні.* Його молитвами спаси душі наші.</w:t>
+      </w:r>
+    </w:p>
+    <w:p>
+      <w:pPr/>
+      <w:r>
+        <w:rPr>
+          <w:b/>
+        </w:rPr>
+        <w:t xml:space="preserve">Слава, і нині: </w:t>
+      </w:r>
+      <w:r>
+        <w:rPr/>
+        <w:t>богородичний</w:t>
+      </w:r>
+    </w:p>
+    <w:p>
       <w:pPr>
         <w:pStyle w:val="Heading3"/>
         <w:spacing w:after="120" w:before="0" w:lineRule="auto"/>
@@ -13034,6 +13193,46 @@
       </w:r>
     </w:p>
     <w:p>
+      <w:pPr/>
+      <w:r>
+        <w:rPr>
+          <w:rFonts w:ascii="Times New Roman" w:hAnsi="Times New Roman"/>
+          <w:i/>
+          <w:color w:val="FF0000"/>
+          <w:sz w:val="24"/>
+          <w:highlight w:val="white"/>
+        </w:rPr>
+        <w:t xml:space="preserve">Тропар (г. 4): </w:t>
+      </w:r>
+      <w:r>
+        <w:rPr>
+          <w:rFonts w:ascii="Times New Roman" w:hAnsi="Times New Roman"/>
+          <w:sz w:val="24"/>
+        </w:rPr>
+        <w:t>Мученик Твій, Господи, Парамон,* у стражданнях своїх прийняв вінець нетлінний від Тебе, Бога нашо</w:t>
+      </w:r>
+      <w:r>
+        <w:rPr>
+          <w:rFonts w:ascii="Times New Roman" w:hAnsi="Times New Roman"/>
+          <w:sz w:val="24"/>
+        </w:rPr>
+        <w:t>го,* мавши бо кріпость Твою, він мучителів подолав,* сокрушив і демонів зухвальства безсильні.* Його молитвами спаси душі наші.</w:t>
+      </w:r>
+    </w:p>
+    <w:p>
+      <w:pPr/>
+      <w:r>
+        <w:rPr>
+          <w:b/>
+        </w:rPr>
+        <w:t xml:space="preserve">Слава, і нині: </w:t>
+      </w:r>
+      <w:r>
+        <w:rPr/>
+        <w:t>богородичний</w:t>
+      </w:r>
+    </w:p>
+    <w:p>
       <w:pPr>
         <w:pStyle w:val="Heading3"/>
         <w:spacing w:after="120" w:before="0" w:lineRule="auto"/>
@@ -13956,6 +14155,46 @@
         <w:rPr>
           <w:rtl w:val="0"/>
         </w:rPr>
+      </w:r>
+    </w:p>
+    <w:p>
+      <w:pPr/>
+      <w:r>
+        <w:rPr>
+          <w:rFonts w:ascii="Times New Roman" w:hAnsi="Times New Roman"/>
+          <w:i/>
+          <w:color w:val="FF0000"/>
+          <w:sz w:val="24"/>
+          <w:highlight w:val="white"/>
+        </w:rPr>
+        <w:t xml:space="preserve">Тропар (г. 4): </w:t>
+      </w:r>
+      <w:r>
+        <w:rPr>
+          <w:rFonts w:ascii="Times New Roman" w:hAnsi="Times New Roman"/>
+          <w:sz w:val="24"/>
+        </w:rPr>
+        <w:t>Мученик Твій, Господи, Парамон,* у стражданнях своїх прийняв вінець нетлінний від Тебе, Бога нашо</w:t>
+      </w:r>
+      <w:r>
+        <w:rPr>
+          <w:rFonts w:ascii="Times New Roman" w:hAnsi="Times New Roman"/>
+          <w:sz w:val="24"/>
+        </w:rPr>
+        <w:t>го,* мавши бо кріпость Твою, він мучителів подолав,* сокрушив і демонів зухвальства безсильні.* Його молитвами спаси душі наші.</w:t>
+      </w:r>
+    </w:p>
+    <w:p>
+      <w:pPr/>
+      <w:r>
+        <w:rPr>
+          <w:b/>
+        </w:rPr>
+        <w:t xml:space="preserve">Слава, і нині: </w:t>
+      </w:r>
+      <w:r>
+        <w:rPr/>
+        <w:t>богородичний</w:t>
       </w:r>
     </w:p>
     <w:p>
@@ -17259,6 +17498,46 @@
         <w:rPr>
           <w:rtl w:val="0"/>
         </w:rPr>
+      </w:r>
+    </w:p>
+    <w:p>
+      <w:pPr/>
+      <w:r>
+        <w:rPr>
+          <w:rFonts w:ascii="Times New Roman" w:hAnsi="Times New Roman"/>
+          <w:i/>
+          <w:color w:val="FF0000"/>
+          <w:sz w:val="24"/>
+          <w:highlight w:val="white"/>
+        </w:rPr>
+        <w:t xml:space="preserve">Тропар (г. 4): </w:t>
+      </w:r>
+      <w:r>
+        <w:rPr>
+          <w:rFonts w:ascii="Times New Roman" w:hAnsi="Times New Roman"/>
+          <w:sz w:val="24"/>
+        </w:rPr>
+        <w:t>Мученик Твій, Господи, Парамон,* у стражданнях своїх прийняв вінець нетлінний від Тебе, Бога нашо</w:t>
+      </w:r>
+      <w:r>
+        <w:rPr>
+          <w:rFonts w:ascii="Times New Roman" w:hAnsi="Times New Roman"/>
+          <w:sz w:val="24"/>
+        </w:rPr>
+        <w:t>го,* мавши бо кріпость Твою, він мучителів подолав,* сокрушив і демонів зухвальства безсильні.* Його молитвами спаси душі наші.</w:t>
+      </w:r>
+    </w:p>
+    <w:p>
+      <w:pPr/>
+      <w:r>
+        <w:rPr>
+          <w:b/>
+        </w:rPr>
+        <w:t xml:space="preserve">Слава, і нині: </w:t>
+      </w:r>
+      <w:r>
+        <w:rPr/>
+        <w:t>богородичний</w:t>
       </w:r>
     </w:p>
     <w:p>

--- a/flow/20230914_vu_template/drafts/2023-11-u/29-СР-Парамона. Філумена.docx
+++ b/flow/20230914_vu_template/drafts/2023-11-u/29-СР-Парамона. Філумена.docx
@@ -5892,46 +5892,6 @@
       </w:r>
     </w:p>
     <w:p>
-      <w:pPr/>
-      <w:r>
-        <w:rPr>
-          <w:rFonts w:ascii="Times New Roman" w:hAnsi="Times New Roman"/>
-          <w:i/>
-          <w:color w:val="FF0000"/>
-          <w:sz w:val="24"/>
-          <w:highlight w:val="white"/>
-        </w:rPr>
-        <w:t xml:space="preserve">Тропар (г. 4): </w:t>
-      </w:r>
-      <w:r>
-        <w:rPr>
-          <w:rFonts w:ascii="Times New Roman" w:hAnsi="Times New Roman"/>
-          <w:sz w:val="24"/>
-        </w:rPr>
-        <w:t>Мученик Твій, Господи, Парамон,* у стражданнях своїх прийняв вінець нетлінний від Тебе, Бога нашо</w:t>
-      </w:r>
-      <w:r>
-        <w:rPr>
-          <w:rFonts w:ascii="Times New Roman" w:hAnsi="Times New Roman"/>
-          <w:sz w:val="24"/>
-        </w:rPr>
-        <w:t>го,* мавши бо кріпость Твою, він мучителів подолав,* сокрушив і демонів зухвальства безсильні.* Його молитвами спаси душі наші.</w:t>
-      </w:r>
-    </w:p>
-    <w:p>
-      <w:pPr/>
-      <w:r>
-        <w:rPr>
-          <w:b/>
-        </w:rPr>
-        <w:t xml:space="preserve">Слава, і нині: </w:t>
-      </w:r>
-      <w:r>
-        <w:rPr/>
-        <w:t>богородичний</w:t>
-      </w:r>
-    </w:p>
-    <w:p>
       <w:pPr>
         <w:pStyle w:val="Heading3"/>
         <w:spacing w:after="120" w:before="0" w:lineRule="auto"/>
@@ -10824,9 +10784,10 @@
           <w:rFonts w:ascii="Times New Roman" w:cs="Times New Roman" w:eastAsia="Times New Roman" w:hAnsi="Times New Roman"/>
           <w:i w:val="1"/>
           <w:color w:val="ff0000"/>
-          <w:rtl w:val="0"/>
-        </w:rPr>
-        <w:t>4</w:t>
+          <w:highlight w:val="yellow"/>
+          <w:rtl w:val="0"/>
+        </w:rPr>
+        <w:t xml:space="preserve">???</w:t>
       </w:r>
       <w:r>
         <w:rPr>
@@ -11218,46 +11179,6 @@
       </w:r>
     </w:p>
     <w:p>
-      <w:pPr/>
-      <w:r>
-        <w:rPr>
-          <w:rFonts w:ascii="Times New Roman" w:hAnsi="Times New Roman"/>
-          <w:i/>
-          <w:color w:val="FF0000"/>
-          <w:sz w:val="24"/>
-          <w:highlight w:val="white"/>
-        </w:rPr>
-        <w:t xml:space="preserve">Тропар (г. 4): </w:t>
-      </w:r>
-      <w:r>
-        <w:rPr>
-          <w:rFonts w:ascii="Times New Roman" w:hAnsi="Times New Roman"/>
-          <w:sz w:val="24"/>
-        </w:rPr>
-        <w:t>Мученик Твій, Господи, Парамон,* у стражданнях своїх прийняв вінець нетлінний від Тебе, Бога нашо</w:t>
-      </w:r>
-      <w:r>
-        <w:rPr>
-          <w:rFonts w:ascii="Times New Roman" w:hAnsi="Times New Roman"/>
-          <w:sz w:val="24"/>
-        </w:rPr>
-        <w:t>го,* мавши бо кріпость Твою, він мучителів подолав,* сокрушив і демонів зухвальства безсильні.* Його молитвами спаси душі наші.</w:t>
-      </w:r>
-    </w:p>
-    <w:p>
-      <w:pPr/>
-      <w:r>
-        <w:rPr>
-          <w:b/>
-        </w:rPr>
-        <w:t xml:space="preserve">Слава, і нині: </w:t>
-      </w:r>
-      <w:r>
-        <w:rPr/>
-        <w:t>богородичний</w:t>
-      </w:r>
-    </w:p>
-    <w:p>
       <w:pPr>
         <w:pStyle w:val="Heading3"/>
         <w:spacing w:after="120" w:before="0" w:lineRule="auto"/>
@@ -11732,46 +11653,6 @@
       </w:r>
     </w:p>
     <w:p>
-      <w:pPr/>
-      <w:r>
-        <w:rPr>
-          <w:rFonts w:ascii="Times New Roman" w:hAnsi="Times New Roman"/>
-          <w:i/>
-          <w:color w:val="FF0000"/>
-          <w:sz w:val="24"/>
-          <w:highlight w:val="white"/>
-        </w:rPr>
-        <w:t xml:space="preserve">Тропар (г. 4): </w:t>
-      </w:r>
-      <w:r>
-        <w:rPr>
-          <w:rFonts w:ascii="Times New Roman" w:hAnsi="Times New Roman"/>
-          <w:sz w:val="24"/>
-        </w:rPr>
-        <w:t>Мученик Твій, Господи, Парамон,* у стражданнях своїх прийняв вінець нетлінний від Тебе, Бога нашо</w:t>
-      </w:r>
-      <w:r>
-        <w:rPr>
-          <w:rFonts w:ascii="Times New Roman" w:hAnsi="Times New Roman"/>
-          <w:sz w:val="24"/>
-        </w:rPr>
-        <w:t>го,* мавши бо кріпость Твою, він мучителів подолав,* сокрушив і демонів зухвальства безсильні.* Його молитвами спаси душі наші.</w:t>
-      </w:r>
-    </w:p>
-    <w:p>
-      <w:pPr/>
-      <w:r>
-        <w:rPr>
-          <w:b/>
-        </w:rPr>
-        <w:t xml:space="preserve">Слава, і нині: </w:t>
-      </w:r>
-      <w:r>
-        <w:rPr/>
-        <w:t>богородичний</w:t>
-      </w:r>
-    </w:p>
-    <w:p>
       <w:pPr>
         <w:pStyle w:val="Heading3"/>
         <w:spacing w:after="120" w:before="0" w:lineRule="auto"/>
@@ -12770,46 +12651,6 @@
       </w:r>
     </w:p>
     <w:p>
-      <w:pPr/>
-      <w:r>
-        <w:rPr>
-          <w:rFonts w:ascii="Times New Roman" w:hAnsi="Times New Roman"/>
-          <w:i/>
-          <w:color w:val="FF0000"/>
-          <w:sz w:val="24"/>
-          <w:highlight w:val="white"/>
-        </w:rPr>
-        <w:t xml:space="preserve">Тропар (г. 4): </w:t>
-      </w:r>
-      <w:r>
-        <w:rPr>
-          <w:rFonts w:ascii="Times New Roman" w:hAnsi="Times New Roman"/>
-          <w:sz w:val="24"/>
-        </w:rPr>
-        <w:t>Мученик Твій, Господи, Парамон,* у стражданнях своїх прийняв вінець нетлінний від Тебе, Бога нашо</w:t>
-      </w:r>
-      <w:r>
-        <w:rPr>
-          <w:rFonts w:ascii="Times New Roman" w:hAnsi="Times New Roman"/>
-          <w:sz w:val="24"/>
-        </w:rPr>
-        <w:t>го,* мавши бо кріпость Твою, він мучителів подолав,* сокрушив і демонів зухвальства безсильні.* Його молитвами спаси душі наші.</w:t>
-      </w:r>
-    </w:p>
-    <w:p>
-      <w:pPr/>
-      <w:r>
-        <w:rPr>
-          <w:b/>
-        </w:rPr>
-        <w:t xml:space="preserve">Слава, і нині: </w:t>
-      </w:r>
-      <w:r>
-        <w:rPr/>
-        <w:t>богородичний</w:t>
-      </w:r>
-    </w:p>
-    <w:p>
       <w:pPr>
         <w:pStyle w:val="Heading3"/>
         <w:spacing w:after="120" w:before="0" w:lineRule="auto"/>
@@ -13193,46 +13034,6 @@
       </w:r>
     </w:p>
     <w:p>
-      <w:pPr/>
-      <w:r>
-        <w:rPr>
-          <w:rFonts w:ascii="Times New Roman" w:hAnsi="Times New Roman"/>
-          <w:i/>
-          <w:color w:val="FF0000"/>
-          <w:sz w:val="24"/>
-          <w:highlight w:val="white"/>
-        </w:rPr>
-        <w:t xml:space="preserve">Тропар (г. 4): </w:t>
-      </w:r>
-      <w:r>
-        <w:rPr>
-          <w:rFonts w:ascii="Times New Roman" w:hAnsi="Times New Roman"/>
-          <w:sz w:val="24"/>
-        </w:rPr>
-        <w:t>Мученик Твій, Господи, Парамон,* у стражданнях своїх прийняв вінець нетлінний від Тебе, Бога нашо</w:t>
-      </w:r>
-      <w:r>
-        <w:rPr>
-          <w:rFonts w:ascii="Times New Roman" w:hAnsi="Times New Roman"/>
-          <w:sz w:val="24"/>
-        </w:rPr>
-        <w:t>го,* мавши бо кріпость Твою, він мучителів подолав,* сокрушив і демонів зухвальства безсильні.* Його молитвами спаси душі наші.</w:t>
-      </w:r>
-    </w:p>
-    <w:p>
-      <w:pPr/>
-      <w:r>
-        <w:rPr>
-          <w:b/>
-        </w:rPr>
-        <w:t xml:space="preserve">Слава, і нині: </w:t>
-      </w:r>
-      <w:r>
-        <w:rPr/>
-        <w:t>богородичний</w:t>
-      </w:r>
-    </w:p>
-    <w:p>
       <w:pPr>
         <w:pStyle w:val="Heading3"/>
         <w:spacing w:after="120" w:before="0" w:lineRule="auto"/>
@@ -14155,46 +13956,6 @@
         <w:rPr>
           <w:rtl w:val="0"/>
         </w:rPr>
-      </w:r>
-    </w:p>
-    <w:p>
-      <w:pPr/>
-      <w:r>
-        <w:rPr>
-          <w:rFonts w:ascii="Times New Roman" w:hAnsi="Times New Roman"/>
-          <w:i/>
-          <w:color w:val="FF0000"/>
-          <w:sz w:val="24"/>
-          <w:highlight w:val="white"/>
-        </w:rPr>
-        <w:t xml:space="preserve">Тропар (г. 4): </w:t>
-      </w:r>
-      <w:r>
-        <w:rPr>
-          <w:rFonts w:ascii="Times New Roman" w:hAnsi="Times New Roman"/>
-          <w:sz w:val="24"/>
-        </w:rPr>
-        <w:t>Мученик Твій, Господи, Парамон,* у стражданнях своїх прийняв вінець нетлінний від Тебе, Бога нашо</w:t>
-      </w:r>
-      <w:r>
-        <w:rPr>
-          <w:rFonts w:ascii="Times New Roman" w:hAnsi="Times New Roman"/>
-          <w:sz w:val="24"/>
-        </w:rPr>
-        <w:t>го,* мавши бо кріпость Твою, він мучителів подолав,* сокрушив і демонів зухвальства безсильні.* Його молитвами спаси душі наші.</w:t>
-      </w:r>
-    </w:p>
-    <w:p>
-      <w:pPr/>
-      <w:r>
-        <w:rPr>
-          <w:b/>
-        </w:rPr>
-        <w:t xml:space="preserve">Слава, і нині: </w:t>
-      </w:r>
-      <w:r>
-        <w:rPr/>
-        <w:t>богородичний</w:t>
       </w:r>
     </w:p>
     <w:p>
@@ -17498,46 +17259,6 @@
         <w:rPr>
           <w:rtl w:val="0"/>
         </w:rPr>
-      </w:r>
-    </w:p>
-    <w:p>
-      <w:pPr/>
-      <w:r>
-        <w:rPr>
-          <w:rFonts w:ascii="Times New Roman" w:hAnsi="Times New Roman"/>
-          <w:i/>
-          <w:color w:val="FF0000"/>
-          <w:sz w:val="24"/>
-          <w:highlight w:val="white"/>
-        </w:rPr>
-        <w:t xml:space="preserve">Тропар (г. 4): </w:t>
-      </w:r>
-      <w:r>
-        <w:rPr>
-          <w:rFonts w:ascii="Times New Roman" w:hAnsi="Times New Roman"/>
-          <w:sz w:val="24"/>
-        </w:rPr>
-        <w:t>Мученик Твій, Господи, Парамон,* у стражданнях своїх прийняв вінець нетлінний від Тебе, Бога нашо</w:t>
-      </w:r>
-      <w:r>
-        <w:rPr>
-          <w:rFonts w:ascii="Times New Roman" w:hAnsi="Times New Roman"/>
-          <w:sz w:val="24"/>
-        </w:rPr>
-        <w:t>го,* мавши бо кріпость Твою, він мучителів подолав,* сокрушив і демонів зухвальства безсильні.* Його молитвами спаси душі наші.</w:t>
-      </w:r>
-    </w:p>
-    <w:p>
-      <w:pPr/>
-      <w:r>
-        <w:rPr>
-          <w:b/>
-        </w:rPr>
-        <w:t xml:space="preserve">Слава, і нині: </w:t>
-      </w:r>
-      <w:r>
-        <w:rPr/>
-        <w:t>богородичний</w:t>
       </w:r>
     </w:p>
     <w:p>

--- a/flow/20230914_vu_template/drafts/2023-11-u/29-СР-Парамона. Філумена.docx
+++ b/flow/20230914_vu_template/drafts/2023-11-u/29-СР-Парамона. Філумена.docx
@@ -4,21 +4,37 @@
   <w:body>
     <w:p>
       <w:r>
+        <w:rPr>
+          <w:rFonts w:ascii="Times New Roman" w:hAnsi="Times New Roman"/>
+          <w:sz w:val="24"/>
+        </w:rPr>
         <w:t>Листопад 29 Середа</w:t>
       </w:r>
     </w:p>
     <w:p>
       <w:r>
+        <w:rPr>
+          <w:rFonts w:ascii="Times New Roman" w:hAnsi="Times New Roman"/>
+          <w:sz w:val="24"/>
+        </w:rPr>
         <w:t xml:space="preserve">Святого мученика Парамона </w:t>
       </w:r>
     </w:p>
     <w:p>
       <w:r>
+        <w:rPr>
+          <w:rFonts w:ascii="Times New Roman" w:hAnsi="Times New Roman"/>
+          <w:sz w:val="24"/>
+        </w:rPr>
         <w:t>Святого мученика Філумена</w:t>
       </w:r>
     </w:p>
     <w:p>
       <w:r>
+        <w:rPr>
+          <w:rFonts w:ascii="Times New Roman" w:hAnsi="Times New Roman"/>
+          <w:sz w:val="24"/>
+        </w:rPr>
         <w:t>Преподобного Акакія, що згадується в «Ліствиці»</w:t>
       </w:r>
     </w:p>
